--- a/FUND-TRAIL-ANALYSIS-TOOL-main/FUND-TRAIL-TOOL-UPDATION-main/generated_letters/22912250105209/Suspect Letter/Suspect_Account_Letter_925020036850040.docx
+++ b/FUND-TRAIL-ANALYSIS-TOOL-main/FUND-TRAIL-TOOL-UPDATION-main/generated_letters/22912250105209/Suspect Letter/Suspect_Account_Letter_925020036850040.docx
@@ -1,6 +1,6 @@
 
 <file path=word/document.xml><?xml version="1.0" encoding="utf-8"?>
-<w:document xmlns:wpc="http://schemas.microsoft.com/office/word/2010/wordprocessingCanvas" xmlns:cx="http://schemas.microsoft.com/office/drawing/2014/chartex" xmlns:cx1="http://schemas.microsoft.com/office/drawing/2015/9/8/chartex" xmlns:cx2="http://schemas.microsoft.com/office/drawing/2015/10/21/chartex" xmlns:cx3="http://schemas.microsoft.com/office/drawing/2016/5/9/chartex" xmlns:cx4="http://schemas.microsoft.com/office/drawing/2016/5/10/chartex" xmlns:cx5="http://schemas.microsoft.com/office/drawing/2016/5/11/chartex" xmlns:cx6="http://schemas.microsoft.com/office/drawing/2016/5/12/chartex" xmlns:cx7="http://schemas.microsoft.com/office/drawing/2016/5/13/chartex" xmlns:cx8="http://schemas.microsoft.com/office/drawing/2016/5/14/chartex" xmlns:mc="http://schemas.openxmlformats.org/markup-compatibility/2006" xmlns:aink="http://schemas.microsoft.com/office/drawing/2016/ink" xmlns:am3d="http://schemas.microsoft.com/office/drawing/2017/model3d" xmlns:o="urn:schemas-microsoft-com:office:office" xmlns:r="http://schemas.openxmlformats.org/officeDocument/2006/relationships" xmlns:m="http://schemas.openxmlformats.org/officeDocument/2006/math" xmlns:v="urn:schemas-microsoft-com:vml" xmlns:wp14="http://schemas.microsoft.com/office/word/2010/wordprocessingDrawing" xmlns:wp="http://schemas.openxmlformats.org/drawingml/2006/wordprocessingDrawing" xmlns:w10="urn:schemas-microsoft-com:office:word" xmlns:w="http://schemas.openxmlformats.org/wordprocessingml/2006/main" xmlns:w14="http://schemas.microsoft.com/office/word/2010/wordml" xmlns:w15="http://schemas.microsoft.com/office/word/2012/wordml" xmlns:w16cex="http://schemas.microsoft.com/office/word/2018/wordml/cex" xmlns:w16cid="http://schemas.microsoft.com/office/word/2016/wordml/cid" xmlns:w16="http://schemas.microsoft.com/office/word/2018/wordml" xmlns:w16sdtdh="http://schemas.microsoft.com/office/word/2020/wordml/sdtdatahash" xmlns:w16se="http://schemas.microsoft.com/office/word/2015/wordml/symex" xmlns:wpg="http://schemas.microsoft.com/office/word/2010/wordprocessingGroup" xmlns:wpi="http://schemas.microsoft.com/office/word/2010/wordprocessingInk" xmlns:wne="http://schemas.microsoft.com/office/word/2006/wordml" xmlns:wps="http://schemas.microsoft.com/office/word/2010/wordprocessingShape" mc:Ignorable="w14 w15 w16se w16cid w16 w16cex w16sdtdh wp14">
+<w:document xmlns:wpc="http://schemas.microsoft.com/office/word/2010/wordprocessingCanvas" xmlns:cx="http://schemas.microsoft.com/office/drawing/2014/chartex" xmlns:cx1="http://schemas.microsoft.com/office/drawing/2015/9/8/chartex" xmlns:cx2="http://schemas.microsoft.com/office/drawing/2015/10/21/chartex" xmlns:cx3="http://schemas.microsoft.com/office/drawing/2016/5/9/chartex" xmlns:cx4="http://schemas.microsoft.com/office/drawing/2016/5/10/chartex" xmlns:cx5="http://schemas.microsoft.com/office/drawing/2016/5/11/chartex" xmlns:cx6="http://schemas.microsoft.com/office/drawing/2016/5/12/chartex" xmlns:cx7="http://schemas.microsoft.com/office/drawing/2016/5/13/chartex" xmlns:cx8="http://schemas.microsoft.com/office/drawing/2016/5/14/chartex" xmlns:mc="http://schemas.openxmlformats.org/markup-compatibility/2006" xmlns:aink="http://schemas.microsoft.com/office/drawing/2016/ink" xmlns:am3d="http://schemas.microsoft.com/office/drawing/2017/model3d" xmlns:o="urn:schemas-microsoft-com:office:office" xmlns:oel="http://schemas.microsoft.com/office/2019/extlst" xmlns:r="http://schemas.openxmlformats.org/officeDocument/2006/relationships" xmlns:m="http://schemas.openxmlformats.org/officeDocument/2006/math" xmlns:v="urn:schemas-microsoft-com:vml" xmlns:wp14="http://schemas.microsoft.com/office/word/2010/wordprocessingDrawing" xmlns:wp="http://schemas.openxmlformats.org/drawingml/2006/wordprocessingDrawing" xmlns:w10="urn:schemas-microsoft-com:office:word" xmlns:w="http://schemas.openxmlformats.org/wordprocessingml/2006/main" xmlns:w14="http://schemas.microsoft.com/office/word/2010/wordml" xmlns:w15="http://schemas.microsoft.com/office/word/2012/wordml" xmlns:w16cex="http://schemas.microsoft.com/office/word/2018/wordml/cex" xmlns:w16cid="http://schemas.microsoft.com/office/word/2016/wordml/cid" xmlns:w16="http://schemas.microsoft.com/office/word/2018/wordml" xmlns:w16du="http://schemas.microsoft.com/office/word/2023/wordml/word16du" xmlns:w16sdtdh="http://schemas.microsoft.com/office/word/2020/wordml/sdtdatahash" xmlns:w16sdtfl="http://schemas.microsoft.com/office/word/2024/wordml/sdtformatlock" xmlns:w16se="http://schemas.microsoft.com/office/word/2015/wordml/symex" xmlns:wpg="http://schemas.microsoft.com/office/word/2010/wordprocessingGroup" xmlns:wpi="http://schemas.microsoft.com/office/word/2010/wordprocessingInk" xmlns:wne="http://schemas.microsoft.com/office/word/2006/wordml" xmlns:wps="http://schemas.microsoft.com/office/word/2010/wordprocessingShape" mc:Ignorable="w14 w15 w16se w16cid w16 w16cex w16sdtdh w16sdtfl w16du wp14">
   <w:body>
     <w:tbl>
       <w:tblPr>
@@ -93,7 +93,29 @@
               </w:rPr>
             </w:pPr>
             <w:r>
-              <w:t xml:space="preserve">Mobile: 8976452367 </w:t>
+              <w:rPr>
+                <w:rFonts w:ascii="Bookman Old Style" w:eastAsia="Times New Roman" w:hAnsi="Bookman Old Style" w:cstheme="minorHAnsi"/>
+                <w:color w:val="000000"/>
+                <w:sz w:val="24"/>
+                <w:szCs w:val="24"/>
+              </w:rPr>
+              <w:t>Mobile: </w:t>
+            </w:r>
+            <w:r>
+              <w:rPr>
+                <w:rFonts w:ascii="Bookman Old Style" w:hAnsi="Bookman Old Style"/>
+                <w:sz w:val="24"/>
+                <w:szCs w:val="24"/>
+              </w:rPr>
+              <w:t>8976452367</w:t>
+            </w:r>
+            <w:r>
+              <w:rPr>
+                <w:rFonts w:ascii="Bookman Old Style" w:eastAsia="Times New Roman" w:hAnsi="Bookman Old Style" w:cstheme="minorHAnsi"/>
+                <w:sz w:val="24"/>
+                <w:szCs w:val="24"/>
+              </w:rPr>
+              <w:t xml:space="preserve"> </w:t>
             </w:r>
           </w:p>
           <w:p>
@@ -258,7 +280,7 @@
                 <w:sz w:val="24"/>
                 <w:szCs w:val="24"/>
               </w:rPr>
-              <w:t xml:space="preserve"> 28-01-2026</w:t>
+              <w:t xml:space="preserve"> 03-02-2026</w:t>
             </w:r>
           </w:p>
         </w:tc>
@@ -571,7 +593,44 @@
               </w:rPr>
             </w:pPr>
             <w:r>
-              <w:t>12 , NCRP ACK. No. 22912250105209</w:t>
+              <w:rPr>
+                <w:rFonts w:ascii="Bookman Old Style" w:hAnsi="Bookman Old Style"/>
+                <w:color w:val="000000"/>
+                <w:sz w:val="24"/>
+                <w:szCs w:val="24"/>
+                <w:shd w:val="clear" w:color="auto" w:fill="FFFFFF"/>
+              </w:rPr>
+              <w:t xml:space="preserve">12 </w:t>
+            </w:r>
+            <w:r>
+              <w:rPr>
+                <w:rFonts w:ascii="Bookman Old Style" w:hAnsi="Bookman Old Style"/>
+                <w:color w:val="000000"/>
+                <w:sz w:val="24"/>
+                <w:szCs w:val="24"/>
+                <w:shd w:val="clear" w:color="auto" w:fill="FFFFFF"/>
+              </w:rPr>
+              <w:t>,</w:t>
+            </w:r>
+            <w:r>
+              <w:rPr>
+                <w:rFonts w:ascii="Bookman Old Style" w:hAnsi="Bookman Old Style"/>
+                <w:color w:val="000000"/>
+                <w:sz w:val="24"/>
+                <w:szCs w:val="24"/>
+                <w:shd w:val="clear" w:color="auto" w:fill="FFFFFF"/>
+              </w:rPr>
+              <w:t xml:space="preserve"> NCRP ACK. No. </w:t>
+            </w:r>
+            <w:r>
+              <w:rPr>
+                <w:rFonts w:ascii="Bookman Old Style" w:hAnsi="Bookman Old Style"/>
+                <w:color w:val="000000"/>
+                <w:sz w:val="24"/>
+                <w:szCs w:val="24"/>
+                <w:shd w:val="clear" w:color="auto" w:fill="FFFFFF"/>
+              </w:rPr>
+              <w:t>22912250105209</w:t>
             </w:r>
           </w:p>
         </w:tc>
@@ -672,111 +731,10 @@
       </w:pPr>
       <w:r>
         <w:rPr>
-          <w:rFonts w:ascii="Bookman Old Style" w:eastAsia="Times New Roman" w:hAnsi="Bookman Old Style" w:cstheme="minorHAnsi"/>
-          <w:color w:val="000000"/>
-          <w:sz w:val="24"/>
-          <w:szCs w:val="24"/>
-        </w:rPr>
-        <w:t>I am the investigating officer</w:t>
-      </w:r>
-      <w:r>
-        <w:rPr>
-          <w:rFonts w:ascii="Bookman Old Style" w:eastAsia="Times New Roman" w:hAnsi="Bookman Old Style" w:cstheme="minorHAnsi"/>
-          <w:color w:val="000000"/>
-          <w:sz w:val="24"/>
-          <w:szCs w:val="24"/>
-        </w:rPr>
-        <w:t xml:space="preserve"> of</w:t>
-      </w:r>
-      <w:r>
-        <w:rPr>
-          <w:rFonts w:ascii="Bookman Old Style" w:eastAsia="Times New Roman" w:hAnsi="Bookman Old Style" w:cstheme="minorHAnsi"/>
-          <w:color w:val="000000"/>
-          <w:sz w:val="24"/>
-          <w:szCs w:val="24"/>
-        </w:rPr>
-        <w:t xml:space="preserve"> the </w:t>
-      </w:r>
-      <w:r>
-        <w:rPr>
-          <w:rFonts w:ascii="Bookman Old Style" w:eastAsia="Times New Roman" w:hAnsi="Bookman Old Style" w:cstheme="minorHAnsi"/>
-          <w:color w:val="000000"/>
-          <w:sz w:val="24"/>
-          <w:szCs w:val="24"/>
-        </w:rPr>
-        <w:t>case mentioned in the subject</w:t>
-      </w:r>
-      <w:r>
-        <w:rPr>
-          <w:rFonts w:ascii="Bookman Old Style" w:eastAsia="Times New Roman" w:hAnsi="Bookman Old Style" w:cstheme="minorHAnsi"/>
-          <w:color w:val="000000"/>
-          <w:sz w:val="24"/>
-          <w:szCs w:val="24"/>
-        </w:rPr>
-        <w:t xml:space="preserve">. In </w:t>
-      </w:r>
-      <w:r>
-        <w:rPr>
-          <w:rFonts w:ascii="Bookman Old Style" w:eastAsia="Times New Roman" w:hAnsi="Bookman Old Style" w:cstheme="minorHAnsi"/>
-          <w:color w:val="000000"/>
-          <w:sz w:val="24"/>
-          <w:szCs w:val="24"/>
-        </w:rPr>
-        <w:t>this case, the victim has l</w:t>
-      </w:r>
-      <w:r>
-        <w:rPr>
-          <w:rFonts w:ascii="Bookman Old Style" w:eastAsia="Times New Roman" w:hAnsi="Bookman Old Style" w:cstheme="minorHAnsi"/>
-          <w:color w:val="000000"/>
-          <w:sz w:val="24"/>
-          <w:szCs w:val="24"/>
-        </w:rPr>
-        <w:t xml:space="preserve">ost </w:t>
-      </w:r>
-      <w:r>
-        <w:rPr>
-          <w:rFonts w:ascii="Bookman Old Style" w:eastAsia="Times New Roman" w:hAnsi="Bookman Old Style" w:cstheme="minorHAnsi"/>
-          <w:color w:val="000000"/>
-          <w:sz w:val="24"/>
-          <w:szCs w:val="24"/>
-        </w:rPr>
-        <w:t>2,182.60</w:t>
-      </w:r>
-      <w:r>
-        <w:rPr>
-          <w:rFonts w:ascii="Bookman Old Style" w:eastAsia="Times New Roman" w:hAnsi="Bookman Old Style" w:cstheme="minorHAnsi"/>
-          <w:color w:val="000000"/>
-          <w:sz w:val="24"/>
-          <w:szCs w:val="24"/>
-        </w:rPr>
-        <w:t xml:space="preserve">. </w:t>
-      </w:r>
-      <w:r>
-        <w:rPr>
-          <w:rFonts w:ascii="Bookman Old Style" w:eastAsia="Times New Roman" w:hAnsi="Bookman Old Style" w:cstheme="minorHAnsi"/>
-          <w:color w:val="000000"/>
-          <w:sz w:val="24"/>
-          <w:szCs w:val="24"/>
-        </w:rPr>
-        <w:t>Of the amount lost, partial amount</w:t>
-      </w:r>
-      <w:r>
-        <w:rPr>
-          <w:rFonts w:ascii="Bookman Old Style" w:eastAsia="Times New Roman" w:hAnsi="Bookman Old Style" w:cstheme="minorHAnsi"/>
-          <w:color w:val="000000"/>
-          <w:sz w:val="24"/>
-          <w:szCs w:val="24"/>
-        </w:rPr>
-        <w:t>s</w:t>
-      </w:r>
-      <w:r>
-        <w:rPr>
-          <w:rFonts w:ascii="Bookman Old Style" w:eastAsia="Times New Roman" w:hAnsi="Bookman Old Style" w:cstheme="minorHAnsi"/>
-          <w:color w:val="000000"/>
-          <w:sz w:val="24"/>
-          <w:szCs w:val="24"/>
-        </w:rPr>
-        <w:t xml:space="preserve"> has been sent to the account mentioned below. Request you to provide the required details to proceed with the further investigation. </w:t>
+          <w:rFonts w:ascii="Bookman Old Style" w:hAnsi="Bookman Old Style"/>
+          <w:sz w:val="24"/>
+        </w:rPr>
+        <w:t>I am the investigating officer of the case mentioned in the subject. In this case, the victim has lost ₹23,00,000. Of the amount lost, partial amounts has been sent to the account mentioned below. Request you to provide the required details to proceed with the further investigation.</w:t>
       </w:r>
     </w:p>
     <w:p>
@@ -814,36 +772,7 @@
         </w:rPr>
       </w:pPr>
       <w:r>
-        <w:rPr>
-          <w:rFonts w:ascii="Bookman Old Style" w:hAnsi="Bookman Old Style" w:cs="Segoe UI"/>
-          <w:b/>
-          <w:bCs/>
-          <w:color w:val="000000"/>
-          <w:u w:val="single"/>
-        </w:rPr>
-        <w:t xml:space="preserve">Suspect Account </w:t>
-      </w:r>
-      <w:proofErr w:type="spellStart"/>
-      <w:r>
-        <w:rPr>
-          <w:rFonts w:ascii="Bookman Old Style" w:hAnsi="Bookman Old Style" w:cs="Segoe UI"/>
-          <w:b/>
-          <w:bCs/>
-          <w:color w:val="000000"/>
-          <w:u w:val="single"/>
-        </w:rPr>
-        <w:t>Txn</w:t>
-      </w:r>
-      <w:proofErr w:type="spellEnd"/>
-      <w:r>
-        <w:rPr>
-          <w:rFonts w:ascii="Bookman Old Style" w:hAnsi="Bookman Old Style" w:cs="Segoe UI"/>
-          <w:b/>
-          <w:bCs/>
-          <w:color w:val="000000"/>
-          <w:u w:val="single"/>
-        </w:rPr>
-        <w:t xml:space="preserve"> Details</w:t>
+        <w:t>(2nd layer) Suspect Account Txn Details</w:t>
       </w:r>
     </w:p>
     <w:p>
@@ -1084,7 +1013,6 @@
                 <w:lang w:bidi="ta-IN"/>
               </w:rPr>
             </w:pPr>
-            <w:proofErr w:type="spellStart"/>
             <w:r>
               <w:rPr>
                 <w:rFonts w:ascii="Calibri" w:eastAsia="Times New Roman" w:hAnsi="Calibri" w:cs="Calibri"/>
@@ -1093,18 +1021,7 @@
                 <w:color w:val="FFFFFF"/>
                 <w:lang w:bidi="ta-IN"/>
               </w:rPr>
-              <w:t>Ifsc</w:t>
-            </w:r>
-            <w:proofErr w:type="spellEnd"/>
-            <w:r>
-              <w:rPr>
-                <w:rFonts w:ascii="Calibri" w:eastAsia="Times New Roman" w:hAnsi="Calibri" w:cs="Calibri"/>
-                <w:b/>
-                <w:bCs/>
-                <w:color w:val="FFFFFF"/>
-                <w:lang w:bidi="ta-IN"/>
-              </w:rPr>
-              <w:t xml:space="preserve"> Code</w:t>
+              <w:t>Ifsc Code</w:t>
             </w:r>
           </w:p>
         </w:tc>
@@ -1361,7 +1278,7 @@
           <w:rFonts w:ascii="Bookman Old Style" w:hAnsi="Bookman Old Style" w:cs="Segoe UI"/>
           <w:color w:val="000000"/>
         </w:rPr>
-        <w:t>18/12/2025 12:00:00 AM</w:t>
+        <w:t>Transaction Date – 6 months</w:t>
       </w:r>
       <w:r>
         <w:rPr>
@@ -1642,6 +1559,16 @@
           <w:szCs w:val="24"/>
         </w:rPr>
       </w:pPr>
+      <w:r>
+        <w:rPr>
+          <w:rFonts w:ascii="Bookman Old Style" w:hAnsi="Bookman Old Style" w:cs="Segoe UI"/>
+          <w:bCs/>
+          <w:color w:val="000000"/>
+          <w:sz w:val="24"/>
+          <w:szCs w:val="24"/>
+        </w:rPr>
+        <w:t>10. CCTV details of ATM and Cheque Withdrawal</w:t>
+      </w:r>
     </w:p>
     <w:p>
       <w:pPr>
@@ -2000,7 +1927,7 @@
 </file>
 
 <file path=word/numbering.xml><?xml version="1.0" encoding="utf-8"?>
-<w:numbering xmlns:wpc="http://schemas.microsoft.com/office/word/2010/wordprocessingCanvas" xmlns:cx="http://schemas.microsoft.com/office/drawing/2014/chartex" xmlns:cx1="http://schemas.microsoft.com/office/drawing/2015/9/8/chartex" xmlns:cx2="http://schemas.microsoft.com/office/drawing/2015/10/21/chartex" xmlns:cx3="http://schemas.microsoft.com/office/drawing/2016/5/9/chartex" xmlns:cx4="http://schemas.microsoft.com/office/drawing/2016/5/10/chartex" xmlns:cx5="http://schemas.microsoft.com/office/drawing/2016/5/11/chartex" xmlns:cx6="http://schemas.microsoft.com/office/drawing/2016/5/12/chartex" xmlns:cx7="http://schemas.microsoft.com/office/drawing/2016/5/13/chartex" xmlns:cx8="http://schemas.microsoft.com/office/drawing/2016/5/14/chartex" xmlns:mc="http://schemas.openxmlformats.org/markup-compatibility/2006" xmlns:aink="http://schemas.microsoft.com/office/drawing/2016/ink" xmlns:am3d="http://schemas.microsoft.com/office/drawing/2017/model3d" xmlns:o="urn:schemas-microsoft-com:office:office" xmlns:r="http://schemas.openxmlformats.org/officeDocument/2006/relationships" xmlns:m="http://schemas.openxmlformats.org/officeDocument/2006/math" xmlns:v="urn:schemas-microsoft-com:vml" xmlns:wp14="http://schemas.microsoft.com/office/word/2010/wordprocessingDrawing" xmlns:wp="http://schemas.openxmlformats.org/drawingml/2006/wordprocessingDrawing" xmlns:w10="urn:schemas-microsoft-com:office:word" xmlns:w="http://schemas.openxmlformats.org/wordprocessingml/2006/main" xmlns:w14="http://schemas.microsoft.com/office/word/2010/wordml" xmlns:w15="http://schemas.microsoft.com/office/word/2012/wordml" xmlns:w16cex="http://schemas.microsoft.com/office/word/2018/wordml/cex" xmlns:w16cid="http://schemas.microsoft.com/office/word/2016/wordml/cid" xmlns:w16="http://schemas.microsoft.com/office/word/2018/wordml" xmlns:w16sdtdh="http://schemas.microsoft.com/office/word/2020/wordml/sdtdatahash" xmlns:w16se="http://schemas.microsoft.com/office/word/2015/wordml/symex" xmlns:wpg="http://schemas.microsoft.com/office/word/2010/wordprocessingGroup" xmlns:wpi="http://schemas.microsoft.com/office/word/2010/wordprocessingInk" xmlns:wne="http://schemas.microsoft.com/office/word/2006/wordml" xmlns:wps="http://schemas.microsoft.com/office/word/2010/wordprocessingShape" mc:Ignorable="w14 w15 w16se w16cid w16 w16cex w16sdtdh wp14">
+<w:numbering xmlns:wpc="http://schemas.microsoft.com/office/word/2010/wordprocessingCanvas" xmlns:cx="http://schemas.microsoft.com/office/drawing/2014/chartex" xmlns:cx1="http://schemas.microsoft.com/office/drawing/2015/9/8/chartex" xmlns:cx2="http://schemas.microsoft.com/office/drawing/2015/10/21/chartex" xmlns:cx3="http://schemas.microsoft.com/office/drawing/2016/5/9/chartex" xmlns:cx4="http://schemas.microsoft.com/office/drawing/2016/5/10/chartex" xmlns:cx5="http://schemas.microsoft.com/office/drawing/2016/5/11/chartex" xmlns:cx6="http://schemas.microsoft.com/office/drawing/2016/5/12/chartex" xmlns:cx7="http://schemas.microsoft.com/office/drawing/2016/5/13/chartex" xmlns:cx8="http://schemas.microsoft.com/office/drawing/2016/5/14/chartex" xmlns:mc="http://schemas.openxmlformats.org/markup-compatibility/2006" xmlns:aink="http://schemas.microsoft.com/office/drawing/2016/ink" xmlns:am3d="http://schemas.microsoft.com/office/drawing/2017/model3d" xmlns:o="urn:schemas-microsoft-com:office:office" xmlns:oel="http://schemas.microsoft.com/office/2019/extlst" xmlns:r="http://schemas.openxmlformats.org/officeDocument/2006/relationships" xmlns:m="http://schemas.openxmlformats.org/officeDocument/2006/math" xmlns:v="urn:schemas-microsoft-com:vml" xmlns:wp14="http://schemas.microsoft.com/office/word/2010/wordprocessingDrawing" xmlns:wp="http://schemas.openxmlformats.org/drawingml/2006/wordprocessingDrawing" xmlns:w10="urn:schemas-microsoft-com:office:word" xmlns:w="http://schemas.openxmlformats.org/wordprocessingml/2006/main" xmlns:w14="http://schemas.microsoft.com/office/word/2010/wordml" xmlns:w15="http://schemas.microsoft.com/office/word/2012/wordml" xmlns:w16cex="http://schemas.microsoft.com/office/word/2018/wordml/cex" xmlns:w16cid="http://schemas.microsoft.com/office/word/2016/wordml/cid" xmlns:w16="http://schemas.microsoft.com/office/word/2018/wordml" xmlns:w16du="http://schemas.microsoft.com/office/word/2023/wordml/word16du" xmlns:w16sdtdh="http://schemas.microsoft.com/office/word/2020/wordml/sdtdatahash" xmlns:w16sdtfl="http://schemas.microsoft.com/office/word/2024/wordml/sdtformatlock" xmlns:w16se="http://schemas.microsoft.com/office/word/2015/wordml/symex" xmlns:wpg="http://schemas.microsoft.com/office/word/2010/wordprocessingGroup" xmlns:wpi="http://schemas.microsoft.com/office/word/2010/wordprocessingInk" xmlns:wne="http://schemas.microsoft.com/office/word/2006/wordml" xmlns:wps="http://schemas.microsoft.com/office/word/2010/wordprocessingShape" mc:Ignorable="w14 w15 w16se w16cid w16 w16cex w16sdtdh w16sdtfl w16du wp14">
   <w:abstractNum w:abstractNumId="0" w15:restartNumberingAfterBreak="0">
     <w:nsid w:val="1E881164"/>
     <w:multiLevelType w:val="hybridMultilevel"/>
@@ -2090,14 +2017,14 @@
       </w:pPr>
     </w:lvl>
   </w:abstractNum>
-  <w:num w:numId="1">
+  <w:num w:numId="1" w16cid:durableId="1925335435">
     <w:abstractNumId w:val="0"/>
   </w:num>
 </w:numbering>
 </file>
 
 <file path=word/styles.xml><?xml version="1.0" encoding="utf-8"?>
-<w:styles xmlns:mc="http://schemas.openxmlformats.org/markup-compatibility/2006" xmlns:r="http://schemas.openxmlformats.org/officeDocument/2006/relationships" xmlns:w="http://schemas.openxmlformats.org/wordprocessingml/2006/main" xmlns:w14="http://schemas.microsoft.com/office/word/2010/wordml" xmlns:w15="http://schemas.microsoft.com/office/word/2012/wordml" xmlns:w16cex="http://schemas.microsoft.com/office/word/2018/wordml/cex" xmlns:w16cid="http://schemas.microsoft.com/office/word/2016/wordml/cid" xmlns:w16="http://schemas.microsoft.com/office/word/2018/wordml" xmlns:w16sdtdh="http://schemas.microsoft.com/office/word/2020/wordml/sdtdatahash" xmlns:w16se="http://schemas.microsoft.com/office/word/2015/wordml/symex" mc:Ignorable="w14 w15 w16se w16cid w16 w16cex w16sdtdh">
+<w:styles xmlns:mc="http://schemas.openxmlformats.org/markup-compatibility/2006" xmlns:r="http://schemas.openxmlformats.org/officeDocument/2006/relationships" xmlns:w="http://schemas.openxmlformats.org/wordprocessingml/2006/main" xmlns:w14="http://schemas.microsoft.com/office/word/2010/wordml" xmlns:w15="http://schemas.microsoft.com/office/word/2012/wordml" xmlns:w16cex="http://schemas.microsoft.com/office/word/2018/wordml/cex" xmlns:w16cid="http://schemas.microsoft.com/office/word/2016/wordml/cid" xmlns:w16="http://schemas.microsoft.com/office/word/2018/wordml" xmlns:w16du="http://schemas.microsoft.com/office/word/2023/wordml/word16du" xmlns:w16sdtdh="http://schemas.microsoft.com/office/word/2020/wordml/sdtdatahash" xmlns:w16sdtfl="http://schemas.microsoft.com/office/word/2024/wordml/sdtformatlock" xmlns:w16se="http://schemas.microsoft.com/office/word/2015/wordml/symex" mc:Ignorable="w14 w15 w16se w16cid w16 w16cex w16sdtdh w16sdtfl w16du">
   <w:docDefaults>
     <w:rPrDefault>
       <w:rPr>
@@ -2268,7 +2195,7 @@
     <w:lsdException w:name="Table Web 2" w:semiHidden="1" w:unhideWhenUsed="1"/>
     <w:lsdException w:name="Table Web 3" w:semiHidden="1" w:unhideWhenUsed="1"/>
     <w:lsdException w:name="Balloon Text" w:semiHidden="1" w:unhideWhenUsed="1"/>
-    <w:lsdException w:name="Table Grid" w:semiHidden="1" w:uiPriority="39" w:unhideWhenUsed="1"/>
+    <w:lsdException w:name="Table Grid" w:uiPriority="39"/>
     <w:lsdException w:name="Table Theme" w:semiHidden="1" w:unhideWhenUsed="1"/>
     <w:lsdException w:name="Placeholder Text" w:semiHidden="1"/>
     <w:lsdException w:name="No Spacing" w:uiPriority="1" w:qFormat="1"/>

--- a/FUND-TRAIL-ANALYSIS-TOOL-main/FUND-TRAIL-TOOL-UPDATION-main/generated_letters/22912250105209/Suspect Letter/Suspect_Account_Letter_925020036850040.docx
+++ b/FUND-TRAIL-ANALYSIS-TOOL-main/FUND-TRAIL-TOOL-UPDATION-main/generated_letters/22912250105209/Suspect Letter/Suspect_Account_Letter_925020036850040.docx
@@ -280,7 +280,7 @@
                 <w:sz w:val="24"/>
                 <w:szCs w:val="24"/>
               </w:rPr>
-              <w:t xml:space="preserve"> 03-02-2026</w:t>
+              <w:t xml:space="preserve"> 07-02-2026</w:t>
             </w:r>
           </w:p>
         </w:tc>
